--- a/Jeevan CV_E.docx
+++ b/Jeevan CV_E.docx
@@ -2439,14 +2439,14 @@
         <v:path o:extrusionok="f" gradientshapeok="t" o:connecttype="rect"/>
         <o:lock v:ext="edit" aspectratio="t"/>
       </v:shapetype>
-      <v:shape id="_x0000_i1090" type="#_x0000_t75" style="width:18.25pt;height:18.25pt;visibility:visible" o:gfxdata="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" o:bullet="t">
+      <v:shape id="_x0000_i1096" type="#_x0000_t75" style="width:18.25pt;height:18.25pt;visibility:visible" o:gfxdata="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" o:bullet="t">
         <v:imagedata r:id="rId1" o:title=""/>
       </v:shape>
     </w:pict>
   </w:numPicBullet>
   <w:numPicBullet w:numPicBulletId="1">
     <w:pict>
-      <v:shape id="_x0000_i1091" type="#_x0000_t75" style="width:17.75pt;height:17.75pt;visibility:visible" o:gfxdata="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" o:bullet="t">
+      <v:shape id="_x0000_i1097" type="#_x0000_t75" style="width:17.75pt;height:17.75pt;visibility:visible" o:gfxdata="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" o:bullet="t">
         <v:imagedata r:id="rId2" o:title=""/>
       </v:shape>
     </w:pict>
@@ -5616,6 +5616,7 @@
     <w:rsid w:val="003772C7"/>
     <w:rsid w:val="00393852"/>
     <w:rsid w:val="003B2E7E"/>
+    <w:rsid w:val="003C0064"/>
     <w:rsid w:val="004B2E4A"/>
     <w:rsid w:val="004B4432"/>
     <w:rsid w:val="004C5E6E"/>
@@ -5643,7 +5644,6 @@
     <w:rsid w:val="0077208A"/>
     <w:rsid w:val="00790032"/>
     <w:rsid w:val="007B1680"/>
-    <w:rsid w:val="007D2F6E"/>
     <w:rsid w:val="007F1628"/>
     <w:rsid w:val="00800286"/>
     <w:rsid w:val="00814AEF"/>
